--- a/(e)CRF/Per visite/V1 - Baseline/Kwalitatief onderzoek/44_Fidelity checklist SEBIA-interventie.docx
+++ b/(e)CRF/Per visite/V1 - Baseline/Kwalitatief onderzoek/44_Fidelity checklist SEBIA-interventie.docx
@@ -74,6 +74,28 @@
           <w14:ligatures w14:val="none"/>
         </w:rPr>
       </w:pPr>
+      <w:del w:id="1000" w:author="Janou De Buyser" w:date="2026-10-25T10:00:00Z">
+        <w:r>
+          <w:rPr>
+            <w:color w:val="24303B"/>
+            <w:kern w:val="0"/>
+            <w:lang w:eastAsia="nl-BE"/>
+            <w14:ligatures w14:val="none"/>
+          </w:rPr>
+          <w:delText xml:space="preserve">Patiënt-ID</w:delText>
+        </w:r>
+      </w:del>
+      <w:ins w:id="1001" w:author="Janou De Buyser" w:date="2026-10-25T10:00:00Z">
+        <w:r>
+          <w:rPr>
+            <w:color w:val="24303B"/>
+            <w:kern w:val="0"/>
+            <w:lang w:eastAsia="nl-BE"/>
+            <w14:ligatures w14:val="none"/>
+          </w:rPr>
+          <w:t xml:space="preserve">Deelnemerscode</w:t>
+        </w:r>
+      </w:ins>
       <w:r>
         <w:rPr>
           <w:color w:val="24303B"/>
@@ -81,7 +103,7 @@
           <w:lang w:eastAsia="nl-BE"/>
           <w14:ligatures w14:val="none"/>
         </w:rPr>
-        <w:t>Patiënt-ID: __________</w:t>
+        <w:t xml:space="preserve">: __________</w:t>
       </w:r>
       <w:r>
         <w:rPr>
@@ -6107,12 +6129,19 @@
       </w:r>
     </w:p>
     <w:p>
-      <w:r>
-        <w:rPr>
-          <w:color w:val="24303B"/>
-        </w:rPr>
-        <w:t>Dit is belangrijk omdat jouw interventie sterk gebaseerd is op gezondheidsgeletterdheid.</w:t>
-      </w:r>
+      <w:pPr>
+        <w:rPr>
+          <w:del w:id="1003" w:author="Janou De Buyser" w:date="2026-10-25T10:00:00Z"/>
+        </w:rPr>
+      </w:pPr>
+      <w:del w:id="1002" w:author="Janou De Buyser" w:date="2026-10-25T10:00:00Z">
+        <w:r>
+          <w:rPr>
+            <w:color w:val="24303B"/>
+          </w:rPr>
+          <w:delText>Dit is belangrijk omdat jouw interventie sterk gebaseerd is op gezondheidsgeletterdheid.</w:delText>
+        </w:r>
+      </w:del>
     </w:p>
     <w:tbl>
       <w:tblPr>
@@ -12326,6 +12355,7 @@
           <w:bCs/>
         </w:rPr>
       </w:pPr>
+      <w:commentRangeStart w:id="0"/>
       <w:r>
         <w:rPr>
           <w:b/>
@@ -12333,6 +12363,13 @@
           <w:color w:val="123A5F"/>
         </w:rPr>
         <w:t>B. Evaluatie kennis via NAFF</w:t>
+      </w:r>
+      <w:commentRangeEnd w:id="0"/>
+      <w:r>
+        <w:rPr>
+          <w:rStyle w:val="CommentReference"/>
+        </w:rPr>
+        <w:commentReference w:id="0"/>
       </w:r>
     </w:p>
     <w:tbl>
@@ -14835,6 +14872,113 @@
       </w:tr>
     </w:tbl>
     <w:p>
+      <w:pPr>
+        <w:pBdr>
+          <w:top w:val="single" w:sz="4" w:space="1" w:color="auto"/>
+          <w:left w:val="single" w:sz="4" w:space="4" w:color="auto"/>
+          <w:bottom w:val="single" w:sz="4" w:space="1" w:color="auto"/>
+          <w:right w:val="single" w:sz="4" w:space="4" w:color="auto"/>
+        </w:pBdr>
+        <w:shd w:val="clear" w:color="auto" w:fill="E8E8E8" w:themeFill="background2"/>
+        <w:rPr>
+          <w:ins w:id="1004" w:author="Janou De Buyser" w:date="2026-10-25T10:00:00Z"/>
+          <w:b/>
+          <w:bCs/>
+          <w:sz w:val="40"/>
+          <w:szCs w:val="40"/>
+        </w:rPr>
+      </w:pPr>
+      <w:ins w:id="1005" w:author="Janou De Buyser" w:date="2026-10-25T10:00:00Z">
+        <w:commentRangeStart w:id="1"/>
+        <w:r>
+          <w:rPr>
+            <w:b/>
+            <w:bCs/>
+            <w:color w:val="123A5F"/>
+            <w:sz w:val="40"/>
+            <w:szCs w:val="40"/>
+          </w:rPr>
+          <w:t xml:space="preserve">Samenvatting (in te vullen door de beoordelaar)</w:t>
+        </w:r>
+        <w:commentRangeEnd w:id="1"/>
+        <w:r>
+          <w:rPr>
+            <w:rStyle w:val="CommentReference"/>
+          </w:rPr>
+          <w:commentReference w:id="1"/>
+        </w:r>
+      </w:ins>
+    </w:p>
+    <w:p>
+      <w:pPr>
+        <w:spacing w:before="100" w:beforeAutospacing="1" w:after="100" w:afterAutospacing="1" w:line="300" w:lineRule="atLeast"/>
+        <w:rPr>
+          <w:ins w:id="1006" w:author="Janou De Buyser" w:date="2026-10-25T10:00:00Z"/>
+          <w:rFonts w:eastAsia="Times New Roman" w:cs="Segoe UI"/>
+          <w:kern w:val="0"/>
+          <w:lang w:eastAsia="nl-BE"/>
+          <w14:ligatures w14:val="none"/>
+        </w:rPr>
+      </w:pPr>
+      <w:ins w:id="1007" w:author="Janou De Buyser" w:date="2026-10-25T10:00:00Z">
+        <w:r>
+          <w:rPr>
+            <w:color w:val="24303B"/>
+            <w:kern w:val="0"/>
+            <w:lang w:eastAsia="nl-BE"/>
+            <w14:ligatures w14:val="none"/>
+          </w:rPr>
+          <w:t xml:space="preserve">Aantal gescoorde items:  ______</w:t>
+        </w:r>
+      </w:ins>
+    </w:p>
+    <w:p>
+      <w:pPr>
+        <w:spacing w:before="100" w:beforeAutospacing="1" w:after="100" w:afterAutospacing="1" w:line="300" w:lineRule="atLeast"/>
+        <w:rPr>
+          <w:ins w:id="1008" w:author="Janou De Buyser" w:date="2026-10-25T10:00:00Z"/>
+          <w:rFonts w:eastAsia="Times New Roman" w:cs="Segoe UI"/>
+          <w:kern w:val="0"/>
+          <w:lang w:eastAsia="nl-BE"/>
+          <w14:ligatures w14:val="none"/>
+        </w:rPr>
+      </w:pPr>
+      <w:ins w:id="1009" w:author="Janou De Buyser" w:date="2026-10-25T10:00:00Z">
+        <w:r>
+          <w:rPr>
+            <w:color w:val="24303B"/>
+            <w:kern w:val="0"/>
+            <w:lang w:eastAsia="nl-BE"/>
+            <w14:ligatures w14:val="none"/>
+          </w:rPr>
+          <w:t xml:space="preserve">Aantal items volledig uitgevoerd (score 2):  ______</w:t>
+        </w:r>
+      </w:ins>
+    </w:p>
+    <w:p>
+      <w:pPr>
+        <w:spacing w:before="100" w:beforeAutospacing="1" w:after="100" w:afterAutospacing="1" w:line="300" w:lineRule="atLeast"/>
+        <w:rPr>
+          <w:ins w:id="1010" w:author="Janou De Buyser" w:date="2026-10-25T10:00:00Z"/>
+          <w:rFonts w:eastAsia="Times New Roman" w:cs="Segoe UI"/>
+          <w:kern w:val="0"/>
+          <w:lang w:eastAsia="nl-BE"/>
+          <w14:ligatures w14:val="none"/>
+        </w:rPr>
+      </w:pPr>
+      <w:ins w:id="1011" w:author="Janou De Buyser" w:date="2026-10-25T10:00:00Z">
+        <w:r>
+          <w:rPr>
+            <w:color w:val="24303B"/>
+            <w:kern w:val="0"/>
+            <w:lang w:eastAsia="nl-BE"/>
+            <w14:ligatures w14:val="none"/>
+          </w:rPr>
+          <w:t xml:space="preserve">Fidelityscore = som van de scores ÷ (2 × aantal gescoorde items) × 100 =  ______ %</w:t>
+        </w:r>
+      </w:ins>
+    </w:p>
+    <w:p>
       <w:r>
         <w:rPr>
           <w:color w:val="24303B"/>
@@ -14855,6 +14999,43 @@
     </w:sectPr>
   </w:body>
 </w:document>
+</file>
+
+<file path=word/comments.xml><?xml version="1.0" encoding="utf-8"?>
+<w:comments xmlns:a="http://schemas.openxmlformats.org/drawingml/2006/main" xmlns:pic="http://schemas.openxmlformats.org/drawingml/2006/picture" xmlns:r="http://schemas.openxmlformats.org/officeDocument/2006/relationships" xmlns:w="http://schemas.openxmlformats.org/wordprocessingml/2006/main" xmlns:wp="http://schemas.openxmlformats.org/drawingml/2006/wordprocessingDrawing" xmlns:mc="http://schemas.openxmlformats.org/markup-compatibility/2006" xmlns:a14="http://schemas.microsoft.com/office/drawing/2010/main" xmlns:w14="http://schemas.microsoft.com/office/word/2010/wordml" xmlns:wpc="http://schemas.microsoft.com/office/word/2010/wordprocessingCanvas">
+  <w:comment w:id="0" w:author="Janou De Buyser" w:initials="JDB" w:date="2026-10-25T18:00:03Z">
+    <w:p>
+      <w:pPr>
+        <w:pStyle w:val="CommentText"/>
+      </w:pPr>
+      <w:r>
+        <w:rPr>
+          <w:rStyle w:val="CommentReference"/>
+        </w:rPr>
+        <w:annotationRef/>
+      </w:r>
+      <w:r>
+        <w:t>NAFF: het FWO-dossier en het manuscript voorzien de NAFF op visite 1 en 2. Het script (eCRF 17) en het logboek (eCRF 18) gebruiken ze ook op visite 4, 6 en 8, REDCap alleen op visite 1. Dit moet nog gelijkgetrokken worden; deze checklist volgt nu het script.</w:t>
+      </w:r>
+    </w:p>
+  </w:comment>
+  <w:comment w:id="1" w:author="Janou De Buyser" w:initials="JDB" w:date="2026-10-25T18:00:03Z">
+    <w:p>
+      <w:pPr>
+        <w:pStyle w:val="CommentText"/>
+      </w:pPr>
+      <w:r>
+        <w:rPr>
+          <w:rStyle w:val="CommentReference"/>
+        </w:rPr>
+        <w:annotationRef/>
+      </w:r>
+      <w:r>
+        <w:t>Voorstel: een totaalscore per beoordeelde sessie, zodat de indicator "activities delivered as intended" (eCRF 39, 2C) rechtstreeks uit dit formulier volgt. Items onder "Alleen scoren indien toegepast" tellen alleen mee als ze gescoord zijn.</w:t>
+      </w:r>
+    </w:p>
+  </w:comment>
+</w:comments>
 </file>
 
 <file path=word/endnotes.xml><?xml version="1.0" encoding="utf-8"?>

--- a/(e)CRF/Per visite/V1 - Baseline/Kwalitatief onderzoek/44_Fidelity checklist SEBIA-interventie.docx
+++ b/(e)CRF/Per visite/V1 - Baseline/Kwalitatief onderzoek/44_Fidelity checklist SEBIA-interventie.docx
@@ -68,13 +68,40 @@
         </w:numPr>
         <w:spacing w:before="100" w:beforeAutospacing="1" w:after="100" w:afterAutospacing="1" w:line="300" w:lineRule="atLeast"/>
         <w:rPr>
+          <w:ins w:id="1002" w:author="Janou De Buyser" w:date="2026-10-26T10:00:00Z"/>
           <w:rFonts w:eastAsia="Times New Roman" w:cs="Segoe UI"/>
           <w:kern w:val="0"/>
           <w:lang w:eastAsia="nl-BE"/>
           <w14:ligatures w14:val="none"/>
         </w:rPr>
       </w:pPr>
-      <w:del w:id="1000" w:author="Janou De Buyser" w:date="2026-10-25T10:00:00Z">
+      <w:ins w:id="1003" w:author="Janou De Buyser" w:date="2026-10-26T10:00:00Z">
+        <w:r>
+          <w:rPr>
+            <w:color w:val="24303B"/>
+            <w:kern w:val="0"/>
+            <w:lang w:eastAsia="nl-BE"/>
+            <w14:ligatures w14:val="none"/>
+          </w:rPr>
+          <w:t xml:space="preserve">Protocolnummer: S71769 (PARADISE)</w:t>
+        </w:r>
+      </w:ins>
+    </w:p>
+    <w:p>
+      <w:pPr>
+        <w:numPr>
+          <w:ilvl w:val="0"/>
+          <w:numId w:val="1"/>
+        </w:numPr>
+        <w:spacing w:before="100" w:beforeAutospacing="1" w:after="100" w:afterAutospacing="1" w:line="300" w:lineRule="atLeast"/>
+        <w:rPr>
+          <w:rFonts w:eastAsia="Times New Roman" w:cs="Segoe UI"/>
+          <w:kern w:val="0"/>
+          <w:lang w:eastAsia="nl-BE"/>
+          <w14:ligatures w14:val="none"/>
+        </w:rPr>
+      </w:pPr>
+      <w:del w:id="1000" w:author="Janou De Buyser" w:date="2026-10-26T10:00:00Z">
         <w:r>
           <w:rPr>
             <w:color w:val="24303B"/>
@@ -85,7 +112,7 @@
           <w:delText xml:space="preserve">Patiënt-ID</w:delText>
         </w:r>
       </w:del>
-      <w:ins w:id="1001" w:author="Janou De Buyser" w:date="2026-10-25T10:00:00Z">
+      <w:ins w:id="1001" w:author="Janou De Buyser" w:date="2026-10-26T10:00:00Z">
         <w:r>
           <w:rPr>
             <w:color w:val="24303B"/>
@@ -246,6 +273,28 @@
           <w14:ligatures w14:val="none"/>
         </w:rPr>
       </w:pPr>
+      <w:del w:id="1004" w:author="Janou De Buyser" w:date="2026-10-26T10:00:00Z">
+        <w:r>
+          <w:rPr>
+            <w:color w:val="24303B"/>
+            <w:kern w:val="0"/>
+            <w:lang w:eastAsia="nl-BE"/>
+            <w14:ligatures w14:val="none"/>
+          </w:rPr>
+          <w:delText xml:space="preserve">Visitnummer</w:delText>
+        </w:r>
+      </w:del>
+      <w:ins w:id="1005" w:author="Janou De Buyser" w:date="2026-10-26T10:00:00Z">
+        <w:r>
+          <w:rPr>
+            <w:color w:val="24303B"/>
+            <w:kern w:val="0"/>
+            <w:lang w:eastAsia="nl-BE"/>
+            <w14:ligatures w14:val="none"/>
+          </w:rPr>
+          <w:t xml:space="preserve">Visitenummer</w:t>
+        </w:r>
+      </w:ins>
       <w:r>
         <w:rPr>
           <w:color w:val="24303B"/>
@@ -253,7 +302,7 @@
           <w:lang w:eastAsia="nl-BE"/>
           <w14:ligatures w14:val="none"/>
         </w:rPr>
-        <w:t>Visitnummer: □ V1 □ V2 □ V3 □ V4 □ V5 □ V6 □ V7 □ V8</w:t>
+        <w:t xml:space="preserve">: □ V1 □ V2 □ V3 □ V4 □ V5 □ V6 □ V7 □ V8</w:t>
       </w:r>
     </w:p>
     <w:p>
@@ -375,6 +424,17 @@
         </w:rPr>
         <w:t>Studielocatie</w:t>
       </w:r>
+      <w:ins w:id="1006" w:author="Janou De Buyser" w:date="2026-10-26T10:00:00Z">
+        <w:r>
+          <w:rPr>
+            <w:rFonts w:eastAsia="Times New Roman" w:cs="Segoe UI"/>
+            <w:kern w:val="0"/>
+            <w:lang w:eastAsia="nl-BE"/>
+            <w14:ligatures w14:val="none"/>
+          </w:rPr>
+          <w:t xml:space="preserve">: </w:t>
+        </w:r>
+      </w:ins>
       <w:r>
         <w:rPr>
           <w:color w:val="24303B"/>
@@ -6131,10 +6191,10 @@
     <w:p>
       <w:pPr>
         <w:rPr>
-          <w:del w:id="1003" w:author="Janou De Buyser" w:date="2026-10-25T10:00:00Z"/>
+          <w:del w:id="1010" w:author="Janou De Buyser" w:date="2026-10-26T10:00:00Z"/>
         </w:rPr>
       </w:pPr>
-      <w:del w:id="1002" w:author="Janou De Buyser" w:date="2026-10-25T10:00:00Z">
+      <w:del w:id="1009" w:author="Janou De Buyser" w:date="2026-10-26T10:00:00Z">
         <w:r>
           <w:rPr>
             <w:color w:val="24303B"/>
@@ -8296,7 +8356,29 @@
               <w:rPr>
                 <w:color w:val="24303B"/>
               </w:rPr>
-              <w:t>Link met ulcerpreventie uitgelegd</w:t>
+              <w:t xml:space="preserve">Link met </w:t>
+            </w:r>
+            <w:del w:id="1007" w:author="Janou De Buyser" w:date="2026-10-26T10:00:00Z">
+              <w:r>
+                <w:rPr>
+                  <w:color w:val="24303B"/>
+                </w:rPr>
+                <w:delText xml:space="preserve">ulcerpreventie</w:delText>
+              </w:r>
+            </w:del>
+            <w:ins w:id="1008" w:author="Janou De Buyser" w:date="2026-10-26T10:00:00Z">
+              <w:r>
+                <w:rPr>
+                  <w:color w:val="24303B"/>
+                </w:rPr>
+                <w:t xml:space="preserve">ulcuspreventie</w:t>
+              </w:r>
+            </w:ins>
+            <w:r>
+              <w:rPr>
+                <w:color w:val="24303B"/>
+              </w:rPr>
+              <w:t xml:space="preserve"> uitgelegd</w:t>
             </w:r>
           </w:p>
         </w:tc>
@@ -14881,14 +14963,14 @@
         </w:pBdr>
         <w:shd w:val="clear" w:color="auto" w:fill="E8E8E8" w:themeFill="background2"/>
         <w:rPr>
-          <w:ins w:id="1004" w:author="Janou De Buyser" w:date="2026-10-25T10:00:00Z"/>
+          <w:ins w:id="1011" w:author="Janou De Buyser" w:date="2026-10-26T10:00:00Z"/>
           <w:b/>
           <w:bCs/>
           <w:sz w:val="40"/>
           <w:szCs w:val="40"/>
         </w:rPr>
       </w:pPr>
-      <w:ins w:id="1005" w:author="Janou De Buyser" w:date="2026-10-25T10:00:00Z">
+      <w:ins w:id="1012" w:author="Janou De Buyser" w:date="2026-10-26T10:00:00Z">
         <w:commentRangeStart w:id="1"/>
         <w:r>
           <w:rPr>
@@ -14913,14 +14995,14 @@
       <w:pPr>
         <w:spacing w:before="100" w:beforeAutospacing="1" w:after="100" w:afterAutospacing="1" w:line="300" w:lineRule="atLeast"/>
         <w:rPr>
-          <w:ins w:id="1006" w:author="Janou De Buyser" w:date="2026-10-25T10:00:00Z"/>
+          <w:ins w:id="1013" w:author="Janou De Buyser" w:date="2026-10-26T10:00:00Z"/>
           <w:rFonts w:eastAsia="Times New Roman" w:cs="Segoe UI"/>
           <w:kern w:val="0"/>
           <w:lang w:eastAsia="nl-BE"/>
           <w14:ligatures w14:val="none"/>
         </w:rPr>
       </w:pPr>
-      <w:ins w:id="1007" w:author="Janou De Buyser" w:date="2026-10-25T10:00:00Z">
+      <w:ins w:id="1014" w:author="Janou De Buyser" w:date="2026-10-26T10:00:00Z">
         <w:r>
           <w:rPr>
             <w:color w:val="24303B"/>
@@ -14936,14 +15018,14 @@
       <w:pPr>
         <w:spacing w:before="100" w:beforeAutospacing="1" w:after="100" w:afterAutospacing="1" w:line="300" w:lineRule="atLeast"/>
         <w:rPr>
-          <w:ins w:id="1008" w:author="Janou De Buyser" w:date="2026-10-25T10:00:00Z"/>
+          <w:ins w:id="1015" w:author="Janou De Buyser" w:date="2026-10-26T10:00:00Z"/>
           <w:rFonts w:eastAsia="Times New Roman" w:cs="Segoe UI"/>
           <w:kern w:val="0"/>
           <w:lang w:eastAsia="nl-BE"/>
           <w14:ligatures w14:val="none"/>
         </w:rPr>
       </w:pPr>
-      <w:ins w:id="1009" w:author="Janou De Buyser" w:date="2026-10-25T10:00:00Z">
+      <w:ins w:id="1016" w:author="Janou De Buyser" w:date="2026-10-26T10:00:00Z">
         <w:r>
           <w:rPr>
             <w:color w:val="24303B"/>
@@ -14959,14 +15041,14 @@
       <w:pPr>
         <w:spacing w:before="100" w:beforeAutospacing="1" w:after="100" w:afterAutospacing="1" w:line="300" w:lineRule="atLeast"/>
         <w:rPr>
-          <w:ins w:id="1010" w:author="Janou De Buyser" w:date="2026-10-25T10:00:00Z"/>
+          <w:ins w:id="1017" w:author="Janou De Buyser" w:date="2026-10-26T10:00:00Z"/>
           <w:rFonts w:eastAsia="Times New Roman" w:cs="Segoe UI"/>
           <w:kern w:val="0"/>
           <w:lang w:eastAsia="nl-BE"/>
           <w14:ligatures w14:val="none"/>
         </w:rPr>
       </w:pPr>
-      <w:ins w:id="1011" w:author="Janou De Buyser" w:date="2026-10-25T10:00:00Z">
+      <w:ins w:id="1018" w:author="Janou De Buyser" w:date="2026-10-26T10:00:00Z">
         <w:r>
           <w:rPr>
             <w:color w:val="24303B"/>
@@ -15003,7 +15085,7 @@
 
 <file path=word/comments.xml><?xml version="1.0" encoding="utf-8"?>
 <w:comments xmlns:a="http://schemas.openxmlformats.org/drawingml/2006/main" xmlns:pic="http://schemas.openxmlformats.org/drawingml/2006/picture" xmlns:r="http://schemas.openxmlformats.org/officeDocument/2006/relationships" xmlns:w="http://schemas.openxmlformats.org/wordprocessingml/2006/main" xmlns:wp="http://schemas.openxmlformats.org/drawingml/2006/wordprocessingDrawing" xmlns:mc="http://schemas.openxmlformats.org/markup-compatibility/2006" xmlns:a14="http://schemas.microsoft.com/office/drawing/2010/main" xmlns:w14="http://schemas.microsoft.com/office/word/2010/wordml" xmlns:wpc="http://schemas.microsoft.com/office/word/2010/wordprocessingCanvas">
-  <w:comment w:id="0" w:author="Janou De Buyser" w:initials="JDB" w:date="2026-10-25T18:00:03Z">
+  <w:comment w:id="0" w:author="Janou De Buyser" w:initials="JDB" w:date="2026-10-26T06:44:29Z">
     <w:p>
       <w:pPr>
         <w:pStyle w:val="CommentText"/>
@@ -15019,7 +15101,7 @@
       </w:r>
     </w:p>
   </w:comment>
-  <w:comment w:id="1" w:author="Janou De Buyser" w:initials="JDB" w:date="2026-10-25T18:00:03Z">
+  <w:comment w:id="1" w:author="Janou De Buyser" w:initials="JDB" w:date="2026-10-26T06:44:29Z">
     <w:p>
       <w:pPr>
         <w:pStyle w:val="CommentText"/>
